--- a/Lab/11/vaso-cilindrico.docx
+++ b/Lab/11/vaso-cilindrico.docx
@@ -16,7 +16,7 @@
         <w:pStyle w:val="FirstParagraph"/>
       </w:pPr>
       <w:r>
-        <w:t xml:space="preserve">Un estudiante tiene un vaso de forma cilíndrica. El vaso tiene una base circular de radio 5 cm y una altura de 10 cm, como se muestra en la figura.</w:t>
+        <w:t xml:space="preserve">Un estudiante tiene un vaso de forma cilíndrica. El vaso tiene una base circular de radio 4 cm y una altura de 9 cm, como se muestra en la figura.</w:t>
       </w:r>
     </w:p>
     <w:p>
@@ -37,7 +37,7 @@
       <w:r>
         <w:drawing>
           <wp:inline>
-            <wp:extent cx="2879999" cy="3296492"/>
+            <wp:extent cx="2879999" cy="3615507"/>
             <wp:effectExtent b="0" l="0" r="0" t="0"/>
             <wp:docPr descr="" title="" id="21" name="Picture"/>
             <a:graphic>
@@ -58,7 +58,7 @@
                   <pic:spPr bwMode="auto">
                     <a:xfrm>
                       <a:off x="0" y="0"/>
-                      <a:ext cx="2879999" cy="3296492"/>
+                      <a:ext cx="2879999" cy="3615507"/>
                     </a:xfrm>
                     <a:prstGeom prst="rect">
                       <a:avLst/>
@@ -81,6 +81,9 @@
       <w:pPr>
         <w:pStyle w:val="BodyText"/>
       </w:pPr>
+      <w:r>
+        <w:br/>
+      </w:r>
       <w:r>
         <w:t xml:space="preserve">A partir de la información anterior, el estudiante plantea la siguiente operación:</w:t>
       </w:r>
@@ -106,7 +109,7 @@
           <m:sSup>
             <m:e>
               <m:r>
-                <m:t>5</m:t>
+                <m:t>4</m:t>
               </m:r>
             </m:e>
             <m:sup>
@@ -122,7 +125,7 @@
             <m:t>×</m:t>
           </m:r>
           <m:r>
-            <m:t>10</m:t>
+            <m:t>9</m:t>
           </m:r>
           <m:r>
             <m:rPr>
@@ -131,7 +134,7 @@
             <m:t>=</m:t>
           </m:r>
           <m:r>
-            <m:t>785.4</m:t>
+            <m:t>452.39</m:t>
           </m:r>
         </m:oMath>
       </m:oMathPara>
@@ -162,7 +165,7 @@
         </w:numPr>
       </w:pPr>
       <w:r>
-        <w:t xml:space="preserve">Al perímetro de la tapa del vaso: 31.42 cm</w:t>
+        <w:t xml:space="preserve">Al área lateral del vaso: 226.19 cm²</w:t>
       </w:r>
     </w:p>
     <w:p>
@@ -174,7 +177,7 @@
         </w:numPr>
       </w:pPr>
       <w:r>
-        <w:t xml:space="preserve">Al volumen del vaso: 785.4 cm³</w:t>
+        <w:t xml:space="preserve">Al área de la tapa del vaso: 50.27 cm²</w:t>
       </w:r>
     </w:p>
     <w:p>
@@ -186,7 +189,7 @@
         </w:numPr>
       </w:pPr>
       <w:r>
-        <w:t xml:space="preserve">Al área lateral del vaso: 314.16 cm²</w:t>
+        <w:t xml:space="preserve">Al perímetro de la tapa del vaso: 25.13 cm</w:t>
       </w:r>
     </w:p>
     <w:p>
@@ -198,7 +201,7 @@
         </w:numPr>
       </w:pPr>
       <w:r>
-        <w:t xml:space="preserve">Al área de la tapa del vaso: 78.54 cm²</w:t>
+        <w:t xml:space="preserve">Al volumen del vaso: 452.39 cm³</w:t>
       </w:r>
     </w:p>
     <w:bookmarkEnd w:id="23"/>
@@ -235,7 +238,7 @@
         <m:sSup>
           <m:e>
             <m:r>
-              <m:t>5</m:t>
+              <m:t>4</m:t>
             </m:r>
           </m:e>
           <m:sup>
@@ -251,7 +254,7 @@
           <m:t>×</m:t>
         </m:r>
         <m:r>
-          <m:t>10</m:t>
+          <m:t>9</m:t>
         </m:r>
         <m:r>
           <m:rPr>
@@ -260,7 +263,7 @@
           <m:t>=</m:t>
         </m:r>
         <m:r>
-          <m:t>785.4</m:t>
+          <m:t>452.39</m:t>
         </m:r>
       </m:oMath>
       <w:r>
@@ -415,7 +418,7 @@
           <m:t>=</m:t>
         </m:r>
         <m:r>
-          <m:t>5</m:t>
+          <m:t>4</m:t>
         </m:r>
         <m:r>
           <m:rPr>
@@ -445,7 +448,7 @@
           <m:t>=</m:t>
         </m:r>
         <m:r>
-          <m:t>10</m:t>
+          <m:t>9</m:t>
         </m:r>
         <m:r>
           <m:rPr>
@@ -496,7 +499,7 @@
               </m:dPr>
               <m:e>
                 <m:r>
-                  <m:t>5</m:t>
+                  <m:t>4</m:t>
                 </m:r>
               </m:e>
             </m:d>
@@ -514,7 +517,7 @@
           <m:t>×</m:t>
         </m:r>
         <m:r>
-          <m:t>10</m:t>
+          <m:t>9</m:t>
         </m:r>
         <m:r>
           <m:rPr>
@@ -532,7 +535,7 @@
           <m:t>×</m:t>
         </m:r>
         <m:r>
-          <m:t>25</m:t>
+          <m:t>16</m:t>
         </m:r>
         <m:r>
           <m:rPr>
@@ -541,7 +544,7 @@
           <m:t>×</m:t>
         </m:r>
         <m:r>
-          <m:t>10</m:t>
+          <m:t>9</m:t>
         </m:r>
         <m:r>
           <m:rPr>
@@ -550,7 +553,7 @@
           <m:t>=</m:t>
         </m:r>
         <m:r>
-          <m:t>785.4</m:t>
+          <m:t>452.39</m:t>
         </m:r>
         <m:sSup>
           <m:e>
@@ -608,7 +611,7 @@
         </w:numPr>
       </w:pPr>
       <w:r>
-        <w:t xml:space="preserve">Verdadero</w:t>
+        <w:t xml:space="preserve">Falso</w:t>
       </w:r>
     </w:p>
     <w:p>
@@ -632,7 +635,7 @@
         </w:numPr>
       </w:pPr>
       <w:r>
-        <w:t xml:space="preserve">Falso</w:t>
+        <w:t xml:space="preserve">Verdadero</w:t>
       </w:r>
     </w:p>
     <w:bookmarkEnd w:id="25"/>
@@ -663,7 +666,7 @@
         <w:t xml:space="preserve"> </w:t>
       </w:r>
       <w:r>
-        <w:t xml:space="preserve">exsolution: 0100</w:t>
+        <w:t xml:space="preserve">exsolution: 0001</w:t>
       </w:r>
       <w:r>
         <w:t xml:space="preserve"> </w:t>
